--- a/companies/meridian-actuarial/People/2017.02.05 - Onboarding - Jennifer Johnson.docx
+++ b/companies/meridian-actuarial/People/2017.02.05 - Onboarding - Jennifer Johnson.docx
@@ -3,18 +3,26 @@
 <w:document xmlns:wpc="http://schemas.microsoft.com/office/word/2010/wordprocessingCanvas" xmlns:mo="http://schemas.microsoft.com/office/mac/office/2008/main" xmlns:mc="http://schemas.openxmlformats.org/markup-compatibility/2006" xmlns:mv="urn:schemas-microsoft-com:mac:vml" xmlns:o="urn:schemas-microsoft-com:office:office" xmlns:r="http://schemas.openxmlformats.org/officeDocument/2006/relationships" xmlns:m="http://schemas.openxmlformats.org/officeDocument/2006/math" xmlns:v="urn:schemas-microsoft-com:vml" xmlns:wp14="http://schemas.microsoft.com/office/word/2010/wordprocessingDrawing" xmlns:wp="http://schemas.openxmlformats.org/drawingml/2006/wordprocessingDrawing" xmlns:w10="urn:schemas-microsoft-com:office:word" xmlns:w="http://schemas.openxmlformats.org/wordprocessingml/2006/main" xmlns:w14="http://schemas.microsoft.com/office/word/2010/wordml" xmlns:wpg="http://schemas.microsoft.com/office/word/2010/wordprocessingGroup" xmlns:wpi="http://schemas.microsoft.com/office/word/2010/wordprocessingInk" xmlns:wne="http://schemas.microsoft.com/office/word/2006/wordml" xmlns:wps="http://schemas.microsoft.com/office/word/2010/wordprocessingShape" mc:Ignorable="w14 wp14">
   <w:body>
     <w:p>
+      <w:pPr>
+        <w:pStyle w:val="Heading1"/>
+      </w:pPr>
       <w:r>
-        <w:t>Welcome to Meridian, Jennifer Johnson. We are glad to have you, and I want to set a few things down in writing so your first weeks are clear rather than left to guesswork. We do not stand much on ceremony here, but a new colleague is worth marking properly.</w:t>
+        <w:t>Welcome: Jennifer Johnson</w:t>
       </w:r>
     </w:p>
     <w:p>
       <w:r>
-        <w:t>You are joining us as an Actuarial Associate, on the consulting side of the practice. Early on you will rotate through valuation support and data preparation, assembling exhibits, reconciling the client files a valuation is built on, and learning how a result is put together before you are asked to build one yourself. It is careful work, and you will not be thrown in without a hand nearby. You will report to Jennifer Vasquez, our Consulting Actuary, who runs the valuation work day to day and will set your assignments and answer the first questions that come up.</w:t>
+        <w:t>Jennifer Johnson has joined us as an Actuarial Associate, and we are glad she is here. She sits in the consulting group, with the actuaries and analysts who carry the valuation work. She reports to Jennifer Vasquez, Consulting Actuary, who will assign her work and review it. A small firm notices each person who joins it. We expect to notice this one first in the quality of our data.</w:t>
       </w:r>
     </w:p>
     <w:p>
       <w:r>
-        <w:t>A few practical things for the early weeks:</w:t>
+        <w:t>Her work is valuation support. In practice that means the year-over-year reconciliation of census data: matching this year's member records to last year's, accounting for each new entrant, retirement, termination, and death, and catching the records that do not reconcile before they reach a valuation. It is careful work, and the firm's opinions rest on it. When the data show something, we want it written down as what the data show. When she has to make an assumption to fill a gap, we want that written down separately, with the reason for it. We use the plan document's own terms for each kind of event, and our workpapers should use them too.</w:t>
+      </w:r>
+    </w:p>
+    <w:p>
+      <w:r>
+        <w:t>A few practical points will make the first weeks easier. Most of them are habits, and habits are easiest to set at the start:</w:t>
       </w:r>
     </w:p>
     <w:p>
@@ -22,7 +30,7 @@
         <w:pStyle w:val="ListBullet"/>
       </w:pPr>
       <w:r>
-        <w:t>Spend your first days alongside the valuation team, and let them walk you through how a workbook is assembled before you build one of your own.</w:t>
+        <w:t>1. Her first assignment is a reconciliation of a census the firm has already valued. She can compare her results with ours, and any difference is worth an hour with Jennifer Vasquez.</w:t>
       </w:r>
     </w:p>
     <w:p>
@@ -30,7 +38,7 @@
         <w:pStyle w:val="ListBullet"/>
       </w:pPr>
       <w:r>
-        <w:t>When a client file looks off, flag it early. We treat a good question as part of the work, not an interruption to it.</w:t>
+        <w:t>2. Census files contain personal information. They stay on the firm's systems and do not travel by ordinary email. Client data arrive through the secure file transfer site, and anything we send goes out the same way.</w:t>
       </w:r>
     </w:p>
     <w:p>
@@ -38,22 +46,28 @@
         <w:pStyle w:val="ListBullet"/>
       </w:pPr>
       <w:r>
-        <w:t>Ask about the reasoning, not only the mechanics. The judgment behind a number is the part worth learning, and none of us minds explaining it.</w:t>
+        <w:t>3. Nothing leaves the firm until a second person has checked it. That applies to a single exhibit as much as to a full report.</w:t>
+      </w:r>
+    </w:p>
+    <w:p>
+      <w:pPr>
+        <w:pStyle w:val="ListBullet"/>
+      </w:pPr>
+      <w:r>
+        <w:t>4. Questions about the work go to Jennifer Vasquez first. Early questions are welcome and cost nobody much time.</w:t>
+      </w:r>
+    </w:p>
+    <w:p>
+      <w:pPr>
+        <w:pStyle w:val="ListBullet"/>
+      </w:pPr>
+      <w:r>
+        <w:t>5. The firm supports study for actuarial exams. Study time is arranged with Jennifer Vasquez well ahead of a sitting, so the schedule can absorb it.</w:t>
       </w:r>
     </w:p>
     <w:p>
       <w:r>
-        <w:t>It is worth knowing whom the work is for. Our clients are pension boards, a life insurer, and benefit funds, all of them people who have to fund a promise and then answer for it. When we hand them a number, they build real decisions on it. That is why we are careful to the point of being tedious, and it is why the reconciliation you will start on matters more than it may first appear.</w:t>
-      </w:r>
-    </w:p>
-    <w:p>
-      <w:r>
-        <w:t>One thing I ask of everyone, and I will ask it of you too. Keep what the data show, what we assumed, and what we concluded in separate sentences. You will hear me say it often enough that it becomes second nature. Find me in your first week and we will walk through a live valuation together, so you can see where your work fits. We are glad you are here.</w:t>
-      </w:r>
-    </w:p>
-    <w:p>
-      <w:r>
-        <w:t>Robert Lawrence, Managing Actuary</w:t>
+        <w:t>Within her first few months we expect Jennifer Johnson to run a census reconciliation from start to finish, with Jennifer Vasquez reviewing the result instead of directing each step. After that the work will widen to the other checks a valuation depends on. Recorded for the personnel file by Robert Lawrence, Managing Actuary.</w:t>
       </w:r>
     </w:p>
     <w:sectPr>
